--- a/backend-exhibits/google-chat-to-teams-advanced-plan-included.docx
+++ b/backend-exhibits/google-chat-to-teams-advanced-plan-included.docx
@@ -45,14 +45,14 @@
               <w:ind w:left="49"/>
               <w:jc w:val="center"/>
               <w:rPr>
-                <w:rFonts w:ascii="Arial" w:hAnsi="Arial" w:cs="Arial"/>
-                <w:sz w:val="21"/>
-                <w:szCs w:val="21"/>
-              </w:rPr>
-            </w:pPr>
-            <w:r>
-              <w:rPr>
-                <w:rFonts w:ascii="Arial" w:eastAsia="Arial" w:hAnsi="Arial" w:cs="Arial"/>
+                <w:rFonts w:ascii="Arial" w:hAnsi="Arial" w:cs="Arial" w:eastAsia="Arial"/>
+                <w:sz w:val="21"/>
+                <w:szCs w:val="21"/>
+              </w:rPr>
+            </w:pPr>
+            <w:r>
+              <w:rPr>
+                <w:rFonts w:ascii="Arial" w:hAnsi="Arial" w:cs="Arial" w:eastAsia="Arial"/>
                 <w:b/>
                 <w:sz w:val="21"/>
                 <w:szCs w:val="21"/>
@@ -79,14 +79,14 @@
           <w:p>
             <w:pPr>
               <w:rPr>
-                <w:rFonts w:ascii="Arial" w:hAnsi="Arial" w:cs="Arial"/>
-                <w:sz w:val="21"/>
-                <w:szCs w:val="21"/>
-              </w:rPr>
-            </w:pPr>
-            <w:r>
-              <w:rPr>
-                <w:rFonts w:ascii="Arial" w:eastAsia="Arial" w:hAnsi="Arial" w:cs="Arial"/>
+                <w:rFonts w:ascii="Arial" w:hAnsi="Arial" w:cs="Arial" w:eastAsia="Arial"/>
+                <w:sz w:val="21"/>
+                <w:szCs w:val="21"/>
+              </w:rPr>
+            </w:pPr>
+            <w:r>
+              <w:rPr>
+                <w:rFonts w:ascii="Arial" w:hAnsi="Arial" w:cs="Arial" w:eastAsia="Arial"/>
                 <w:b/>
                 <w:sz w:val="21"/>
                 <w:szCs w:val="21"/>
@@ -110,14 +110,14 @@
             <w:pPr>
               <w:ind w:left="8"/>
               <w:rPr>
-                <w:rFonts w:ascii="Arial" w:hAnsi="Arial" w:cs="Arial"/>
-                <w:sz w:val="21"/>
-                <w:szCs w:val="21"/>
-              </w:rPr>
-            </w:pPr>
-            <w:r>
-              <w:rPr>
-                <w:rFonts w:ascii="Arial" w:eastAsia="Arial" w:hAnsi="Arial" w:cs="Arial"/>
+                <w:rFonts w:ascii="Arial" w:hAnsi="Arial" w:cs="Arial" w:eastAsia="Arial"/>
+                <w:sz w:val="21"/>
+                <w:szCs w:val="21"/>
+              </w:rPr>
+            </w:pPr>
+            <w:r>
+              <w:rPr>
+                <w:rFonts w:ascii="Arial" w:hAnsi="Arial" w:cs="Arial" w:eastAsia="Arial"/>
                 <w:sz w:val="21"/>
                 <w:szCs w:val="21"/>
               </w:rPr>
@@ -143,14 +143,14 @@
           <w:p>
             <w:pPr>
               <w:rPr>
-                <w:rFonts w:ascii="Arial" w:hAnsi="Arial" w:cs="Arial"/>
-                <w:sz w:val="21"/>
-                <w:szCs w:val="21"/>
-              </w:rPr>
-            </w:pPr>
-            <w:r>
-              <w:rPr>
-                <w:rFonts w:ascii="Arial" w:eastAsia="Arial" w:hAnsi="Arial" w:cs="Arial"/>
+                <w:rFonts w:ascii="Arial" w:hAnsi="Arial" w:cs="Arial" w:eastAsia="Arial"/>
+                <w:sz w:val="21"/>
+                <w:szCs w:val="21"/>
+              </w:rPr>
+            </w:pPr>
+            <w:r>
+              <w:rPr>
+                <w:rFonts w:ascii="Arial" w:hAnsi="Arial" w:cs="Arial" w:eastAsia="Arial"/>
                 <w:b/>
                 <w:sz w:val="21"/>
                 <w:szCs w:val="21"/>
@@ -174,14 +174,14 @@
             <w:pPr>
               <w:ind w:left="8"/>
               <w:rPr>
-                <w:rFonts w:ascii="Arial" w:hAnsi="Arial" w:cs="Arial"/>
-                <w:sz w:val="21"/>
-                <w:szCs w:val="21"/>
-              </w:rPr>
-            </w:pPr>
-            <w:r>
-              <w:rPr>
-                <w:rFonts w:ascii="Arial" w:eastAsia="Arial" w:hAnsi="Arial" w:cs="Arial"/>
+                <w:rFonts w:ascii="Arial" w:hAnsi="Arial" w:cs="Arial" w:eastAsia="Arial"/>
+                <w:sz w:val="21"/>
+                <w:szCs w:val="21"/>
+              </w:rPr>
+            </w:pPr>
+            <w:r>
+              <w:rPr>
+                <w:rFonts w:ascii="Arial" w:hAnsi="Arial" w:cs="Arial" w:eastAsia="Arial"/>
                 <w:sz w:val="21"/>
                 <w:szCs w:val="21"/>
               </w:rPr>
@@ -207,14 +207,14 @@
           <w:p>
             <w:pPr>
               <w:rPr>
-                <w:rFonts w:ascii="Arial" w:hAnsi="Arial" w:cs="Arial"/>
-                <w:sz w:val="21"/>
-                <w:szCs w:val="21"/>
-              </w:rPr>
-            </w:pPr>
-            <w:r>
-              <w:rPr>
-                <w:rFonts w:ascii="Arial" w:eastAsia="Arial" w:hAnsi="Arial" w:cs="Arial"/>
+                <w:rFonts w:ascii="Arial" w:hAnsi="Arial" w:cs="Arial" w:eastAsia="Arial"/>
+                <w:sz w:val="21"/>
+                <w:szCs w:val="21"/>
+              </w:rPr>
+            </w:pPr>
+            <w:r>
+              <w:rPr>
+                <w:rFonts w:ascii="Arial" w:hAnsi="Arial" w:cs="Arial" w:eastAsia="Arial"/>
                 <w:b/>
                 <w:sz w:val="21"/>
                 <w:szCs w:val="21"/>
@@ -238,14 +238,14 @@
             <w:pPr>
               <w:ind w:left="8"/>
               <w:rPr>
-                <w:rFonts w:ascii="Arial" w:hAnsi="Arial" w:cs="Arial"/>
-                <w:sz w:val="21"/>
-                <w:szCs w:val="21"/>
-              </w:rPr>
-            </w:pPr>
-            <w:r>
-              <w:rPr>
-                <w:rFonts w:ascii="Arial" w:eastAsia="Arial" w:hAnsi="Arial" w:cs="Arial"/>
+                <w:rFonts w:ascii="Arial" w:hAnsi="Arial" w:cs="Arial" w:eastAsia="Arial"/>
+                <w:sz w:val="21"/>
+                <w:szCs w:val="21"/>
+              </w:rPr>
+            </w:pPr>
+            <w:r>
+              <w:rPr>
+                <w:rFonts w:ascii="Arial" w:hAnsi="Arial" w:cs="Arial" w:eastAsia="Arial"/>
                 <w:sz w:val="21"/>
                 <w:szCs w:val="21"/>
               </w:rPr>
@@ -271,14 +271,14 @@
           <w:p>
             <w:pPr>
               <w:rPr>
-                <w:rFonts w:ascii="Arial" w:hAnsi="Arial" w:cs="Arial"/>
-                <w:sz w:val="21"/>
-                <w:szCs w:val="21"/>
-              </w:rPr>
-            </w:pPr>
-            <w:r>
-              <w:rPr>
-                <w:rFonts w:ascii="Arial" w:eastAsia="Arial" w:hAnsi="Arial" w:cs="Arial"/>
+                <w:rFonts w:ascii="Arial" w:hAnsi="Arial" w:cs="Arial" w:eastAsia="Arial"/>
+                <w:sz w:val="21"/>
+                <w:szCs w:val="21"/>
+              </w:rPr>
+            </w:pPr>
+            <w:r>
+              <w:rPr>
+                <w:rFonts w:ascii="Arial" w:hAnsi="Arial" w:cs="Arial" w:eastAsia="Arial"/>
                 <w:b/>
                 <w:sz w:val="21"/>
                 <w:szCs w:val="21"/>
@@ -302,14 +302,14 @@
             <w:pPr>
               <w:ind w:left="8"/>
               <w:rPr>
-                <w:rFonts w:ascii="Arial" w:hAnsi="Arial" w:cs="Arial"/>
-                <w:sz w:val="21"/>
-                <w:szCs w:val="21"/>
-              </w:rPr>
-            </w:pPr>
-            <w:r>
-              <w:rPr>
-                <w:rFonts w:ascii="Arial" w:eastAsia="Arial" w:hAnsi="Arial" w:cs="Arial"/>
+                <w:rFonts w:ascii="Arial" w:hAnsi="Arial" w:cs="Arial" w:eastAsia="Arial"/>
+                <w:sz w:val="21"/>
+                <w:szCs w:val="21"/>
+              </w:rPr>
+            </w:pPr>
+            <w:r>
+              <w:rPr>
+                <w:rFonts w:ascii="Arial" w:hAnsi="Arial" w:cs="Arial" w:eastAsia="Arial"/>
                 <w:sz w:val="21"/>
                 <w:szCs w:val="21"/>
               </w:rPr>
@@ -335,14 +335,14 @@
           <w:p>
             <w:pPr>
               <w:rPr>
-                <w:rFonts w:ascii="Arial" w:hAnsi="Arial" w:cs="Arial"/>
-                <w:sz w:val="21"/>
-                <w:szCs w:val="21"/>
-              </w:rPr>
-            </w:pPr>
-            <w:r>
-              <w:rPr>
-                <w:rFonts w:ascii="Arial" w:eastAsia="Arial" w:hAnsi="Arial" w:cs="Arial"/>
+                <w:rFonts w:ascii="Arial" w:hAnsi="Arial" w:cs="Arial" w:eastAsia="Arial"/>
+                <w:sz w:val="21"/>
+                <w:szCs w:val="21"/>
+              </w:rPr>
+            </w:pPr>
+            <w:r>
+              <w:rPr>
+                <w:rFonts w:ascii="Arial" w:hAnsi="Arial" w:cs="Arial" w:eastAsia="Arial"/>
                 <w:b/>
                 <w:sz w:val="21"/>
                 <w:szCs w:val="21"/>
@@ -366,14 +366,14 @@
             <w:pPr>
               <w:ind w:left="8"/>
               <w:rPr>
-                <w:rFonts w:ascii="Arial" w:hAnsi="Arial" w:cs="Arial"/>
-                <w:sz w:val="21"/>
-                <w:szCs w:val="21"/>
-              </w:rPr>
-            </w:pPr>
-            <w:r>
-              <w:rPr>
-                <w:rFonts w:ascii="Arial" w:eastAsia="Arial" w:hAnsi="Arial" w:cs="Arial"/>
+                <w:rFonts w:ascii="Arial" w:hAnsi="Arial" w:cs="Arial" w:eastAsia="Arial"/>
+                <w:sz w:val="21"/>
+                <w:szCs w:val="21"/>
+              </w:rPr>
+            </w:pPr>
+            <w:r>
+              <w:rPr>
+                <w:rFonts w:ascii="Arial" w:hAnsi="Arial" w:cs="Arial" w:eastAsia="Arial"/>
                 <w:sz w:val="21"/>
                 <w:szCs w:val="21"/>
               </w:rPr>
@@ -399,7 +399,7 @@
           <w:p>
             <w:pPr>
               <w:rPr>
-                <w:rFonts w:ascii="Arial" w:hAnsi="Arial" w:cs="Arial"/>
+                <w:rFonts w:ascii="Arial" w:hAnsi="Arial" w:cs="Arial" w:eastAsia="Arial"/>
                 <w:sz w:val="21"/>
                 <w:szCs w:val="21"/>
               </w:rPr>
@@ -407,7 +407,7 @@
             <w:proofErr w:type="spellStart"/>
             <w:r>
               <w:rPr>
-                <w:rFonts w:ascii="Arial" w:eastAsia="Arial" w:hAnsi="Arial" w:cs="Arial"/>
+                <w:rFonts w:ascii="Arial" w:hAnsi="Arial" w:cs="Arial" w:eastAsia="Arial"/>
                 <w:b/>
                 <w:sz w:val="21"/>
                 <w:szCs w:val="21"/>
@@ -417,7 +417,7 @@
             <w:proofErr w:type="spellEnd"/>
             <w:r>
               <w:rPr>
-                <w:rFonts w:ascii="Arial" w:eastAsia="Arial" w:hAnsi="Arial" w:cs="Arial"/>
+                <w:rFonts w:ascii="Arial" w:hAnsi="Arial" w:cs="Arial" w:eastAsia="Arial"/>
                 <w:b/>
                 <w:sz w:val="21"/>
                 <w:szCs w:val="21"/>
@@ -441,14 +441,14 @@
             <w:pPr>
               <w:ind w:left="8"/>
               <w:rPr>
-                <w:rFonts w:ascii="Arial" w:hAnsi="Arial" w:cs="Arial"/>
-                <w:sz w:val="21"/>
-                <w:szCs w:val="21"/>
-              </w:rPr>
-            </w:pPr>
-            <w:r>
-              <w:rPr>
-                <w:rFonts w:ascii="Arial" w:eastAsia="Arial" w:hAnsi="Arial" w:cs="Arial"/>
+                <w:rFonts w:ascii="Arial" w:hAnsi="Arial" w:cs="Arial" w:eastAsia="Arial"/>
+                <w:sz w:val="21"/>
+                <w:szCs w:val="21"/>
+              </w:rPr>
+            </w:pPr>
+            <w:r>
+              <w:rPr>
+                <w:rFonts w:ascii="Arial" w:hAnsi="Arial" w:cs="Arial" w:eastAsia="Arial"/>
                 <w:sz w:val="21"/>
                 <w:szCs w:val="21"/>
               </w:rPr>
@@ -474,14 +474,14 @@
           <w:p>
             <w:pPr>
               <w:rPr>
-                <w:rFonts w:ascii="Arial" w:hAnsi="Arial" w:cs="Arial"/>
-                <w:sz w:val="21"/>
-                <w:szCs w:val="21"/>
-              </w:rPr>
-            </w:pPr>
-            <w:r>
-              <w:rPr>
-                <w:rFonts w:ascii="Arial" w:eastAsia="Arial" w:hAnsi="Arial" w:cs="Arial"/>
+                <w:rFonts w:ascii="Arial" w:hAnsi="Arial" w:cs="Arial" w:eastAsia="Arial"/>
+                <w:sz w:val="21"/>
+                <w:szCs w:val="21"/>
+              </w:rPr>
+            </w:pPr>
+            <w:r>
+              <w:rPr>
+                <w:rFonts w:ascii="Arial" w:hAnsi="Arial" w:cs="Arial" w:eastAsia="Arial"/>
                 <w:b/>
                 <w:sz w:val="21"/>
                 <w:szCs w:val="21"/>
@@ -505,14 +505,14 @@
             <w:pPr>
               <w:ind w:left="8"/>
               <w:rPr>
-                <w:rFonts w:ascii="Arial" w:hAnsi="Arial" w:cs="Arial"/>
-                <w:sz w:val="21"/>
-                <w:szCs w:val="21"/>
-              </w:rPr>
-            </w:pPr>
-            <w:r>
-              <w:rPr>
-                <w:rFonts w:ascii="Arial" w:eastAsia="Arial" w:hAnsi="Arial" w:cs="Arial"/>
+                <w:rFonts w:ascii="Arial" w:hAnsi="Arial" w:cs="Arial" w:eastAsia="Arial"/>
+                <w:sz w:val="21"/>
+                <w:szCs w:val="21"/>
+              </w:rPr>
+            </w:pPr>
+            <w:r>
+              <w:rPr>
+                <w:rFonts w:ascii="Arial" w:hAnsi="Arial" w:cs="Arial" w:eastAsia="Arial"/>
                 <w:sz w:val="21"/>
                 <w:szCs w:val="21"/>
               </w:rPr>
@@ -538,14 +538,14 @@
           <w:p>
             <w:pPr>
               <w:rPr>
-                <w:rFonts w:ascii="Arial" w:hAnsi="Arial" w:cs="Arial"/>
-                <w:sz w:val="21"/>
-                <w:szCs w:val="21"/>
-              </w:rPr>
-            </w:pPr>
-            <w:r>
-              <w:rPr>
-                <w:rFonts w:ascii="Arial" w:eastAsia="Arial" w:hAnsi="Arial" w:cs="Arial"/>
+                <w:rFonts w:ascii="Arial" w:hAnsi="Arial" w:cs="Arial" w:eastAsia="Arial"/>
+                <w:sz w:val="21"/>
+                <w:szCs w:val="21"/>
+              </w:rPr>
+            </w:pPr>
+            <w:r>
+              <w:rPr>
+                <w:rFonts w:ascii="Arial" w:hAnsi="Arial" w:cs="Arial" w:eastAsia="Arial"/>
                 <w:b/>
                 <w:sz w:val="21"/>
                 <w:szCs w:val="21"/>
@@ -569,14 +569,14 @@
             <w:pPr>
               <w:ind w:left="8"/>
               <w:rPr>
-                <w:rFonts w:ascii="Arial" w:hAnsi="Arial" w:cs="Arial"/>
-                <w:sz w:val="21"/>
-                <w:szCs w:val="21"/>
-              </w:rPr>
-            </w:pPr>
-            <w:r>
-              <w:rPr>
-                <w:rFonts w:ascii="Arial" w:eastAsia="Arial" w:hAnsi="Arial" w:cs="Arial"/>
+                <w:rFonts w:ascii="Arial" w:hAnsi="Arial" w:cs="Arial" w:eastAsia="Arial"/>
+                <w:sz w:val="21"/>
+                <w:szCs w:val="21"/>
+              </w:rPr>
+            </w:pPr>
+            <w:r>
+              <w:rPr>
+                <w:rFonts w:ascii="Arial" w:hAnsi="Arial" w:cs="Arial" w:eastAsia="Arial"/>
                 <w:sz w:val="21"/>
                 <w:szCs w:val="21"/>
               </w:rPr>
@@ -602,7 +602,7 @@
           <w:p>
             <w:pPr>
               <w:rPr>
-                <w:rFonts w:ascii="Arial" w:hAnsi="Arial" w:cs="Arial"/>
+                <w:rFonts w:ascii="Arial" w:hAnsi="Arial" w:cs="Arial" w:eastAsia="Arial"/>
                 <w:sz w:val="21"/>
                 <w:szCs w:val="21"/>
               </w:rPr>
@@ -610,7 +610,7 @@
             <w:proofErr w:type="gramStart"/>
             <w:r>
               <w:rPr>
-                <w:rFonts w:ascii="Arial" w:eastAsia="Arial" w:hAnsi="Arial" w:cs="Arial"/>
+                <w:rFonts w:ascii="Arial" w:hAnsi="Arial" w:cs="Arial" w:eastAsia="Arial"/>
                 <w:b/>
                 <w:sz w:val="21"/>
                 <w:szCs w:val="21"/>
@@ -620,7 +620,7 @@
             <w:proofErr w:type="gramEnd"/>
             <w:r>
               <w:rPr>
-                <w:rFonts w:ascii="Arial" w:eastAsia="Arial" w:hAnsi="Arial" w:cs="Arial"/>
+                <w:rFonts w:ascii="Arial" w:hAnsi="Arial" w:cs="Arial" w:eastAsia="Arial"/>
                 <w:b/>
                 <w:sz w:val="21"/>
                 <w:szCs w:val="21"/>
@@ -644,14 +644,14 @@
             <w:pPr>
               <w:ind w:left="8"/>
               <w:rPr>
-                <w:rFonts w:ascii="Arial" w:hAnsi="Arial" w:cs="Arial"/>
-                <w:sz w:val="21"/>
-                <w:szCs w:val="21"/>
-              </w:rPr>
-            </w:pPr>
-            <w:r>
-              <w:rPr>
-                <w:rFonts w:ascii="Arial" w:eastAsia="Arial" w:hAnsi="Arial" w:cs="Arial"/>
+                <w:rFonts w:ascii="Arial" w:hAnsi="Arial" w:cs="Arial" w:eastAsia="Arial"/>
+                <w:sz w:val="21"/>
+                <w:szCs w:val="21"/>
+              </w:rPr>
+            </w:pPr>
+            <w:r>
+              <w:rPr>
+                <w:rFonts w:ascii="Arial" w:hAnsi="Arial" w:cs="Arial" w:eastAsia="Arial"/>
                 <w:sz w:val="21"/>
                 <w:szCs w:val="21"/>
               </w:rPr>
@@ -677,14 +677,14 @@
           <w:p>
             <w:pPr>
               <w:rPr>
-                <w:rFonts w:ascii="Arial" w:hAnsi="Arial" w:cs="Arial"/>
-                <w:sz w:val="21"/>
-                <w:szCs w:val="21"/>
-              </w:rPr>
-            </w:pPr>
-            <w:r>
-              <w:rPr>
-                <w:rFonts w:ascii="Arial" w:eastAsia="Arial" w:hAnsi="Arial" w:cs="Arial"/>
+                <w:rFonts w:ascii="Arial" w:hAnsi="Arial" w:cs="Arial" w:eastAsia="Arial"/>
+                <w:sz w:val="21"/>
+                <w:szCs w:val="21"/>
+              </w:rPr>
+            </w:pPr>
+            <w:r>
+              <w:rPr>
+                <w:rFonts w:ascii="Arial" w:hAnsi="Arial" w:cs="Arial" w:eastAsia="Arial"/>
                 <w:b/>
                 <w:sz w:val="21"/>
                 <w:szCs w:val="21"/>
@@ -708,14 +708,14 @@
             <w:pPr>
               <w:ind w:left="8"/>
               <w:rPr>
-                <w:rFonts w:ascii="Arial" w:hAnsi="Arial" w:cs="Arial"/>
-                <w:sz w:val="21"/>
-                <w:szCs w:val="21"/>
-              </w:rPr>
-            </w:pPr>
-            <w:r>
-              <w:rPr>
-                <w:rFonts w:ascii="Arial" w:eastAsia="Arial" w:hAnsi="Arial" w:cs="Arial"/>
+                <w:rFonts w:ascii="Arial" w:hAnsi="Arial" w:cs="Arial" w:eastAsia="Arial"/>
+                <w:sz w:val="21"/>
+                <w:szCs w:val="21"/>
+              </w:rPr>
+            </w:pPr>
+            <w:r>
+              <w:rPr>
+                <w:rFonts w:ascii="Arial" w:hAnsi="Arial" w:cs="Arial" w:eastAsia="Arial"/>
                 <w:sz w:val="21"/>
                 <w:szCs w:val="21"/>
               </w:rPr>
@@ -741,14 +741,14 @@
           <w:p>
             <w:pPr>
               <w:rPr>
-                <w:rFonts w:ascii="Arial" w:hAnsi="Arial" w:cs="Arial"/>
-                <w:sz w:val="21"/>
-                <w:szCs w:val="21"/>
-              </w:rPr>
-            </w:pPr>
-            <w:r>
-              <w:rPr>
-                <w:rFonts w:ascii="Arial" w:eastAsia="Arial" w:hAnsi="Arial" w:cs="Arial"/>
+                <w:rFonts w:ascii="Arial" w:hAnsi="Arial" w:cs="Arial" w:eastAsia="Arial"/>
+                <w:sz w:val="21"/>
+                <w:szCs w:val="21"/>
+              </w:rPr>
+            </w:pPr>
+            <w:r>
+              <w:rPr>
+                <w:rFonts w:ascii="Arial" w:hAnsi="Arial" w:cs="Arial" w:eastAsia="Arial"/>
                 <w:b/>
                 <w:sz w:val="21"/>
                 <w:szCs w:val="21"/>
@@ -758,7 +758,7 @@
             <w:proofErr w:type="spellStart"/>
             <w:r>
               <w:rPr>
-                <w:rFonts w:ascii="Arial" w:eastAsia="Arial" w:hAnsi="Arial" w:cs="Arial"/>
+                <w:rFonts w:ascii="Arial" w:hAnsi="Arial" w:cs="Arial" w:eastAsia="Arial"/>
                 <w:b/>
                 <w:sz w:val="21"/>
                 <w:szCs w:val="21"/>
@@ -768,7 +768,7 @@
             <w:proofErr w:type="spellEnd"/>
             <w:r>
               <w:rPr>
-                <w:rFonts w:ascii="Arial" w:eastAsia="Arial" w:hAnsi="Arial" w:cs="Arial"/>
+                <w:rFonts w:ascii="Arial" w:hAnsi="Arial" w:cs="Arial" w:eastAsia="Arial"/>
                 <w:b/>
                 <w:sz w:val="21"/>
                 <w:szCs w:val="21"/>
@@ -792,7 +792,7 @@
             <w:pPr>
               <w:ind w:left="8"/>
               <w:rPr>
-                <w:rFonts w:ascii="Arial" w:hAnsi="Arial" w:cs="Arial"/>
+                <w:rFonts w:ascii="Arial" w:hAnsi="Arial" w:cs="Arial" w:eastAsia="Arial"/>
                 <w:sz w:val="21"/>
                 <w:szCs w:val="21"/>
               </w:rPr>
@@ -800,7 +800,7 @@
             <w:proofErr w:type="gramStart"/>
             <w:r>
               <w:rPr>
-                <w:rFonts w:ascii="Arial" w:eastAsia="Arial" w:hAnsi="Arial" w:cs="Arial"/>
+                <w:rFonts w:ascii="Arial" w:hAnsi="Arial" w:cs="Arial" w:eastAsia="Arial"/>
                 <w:sz w:val="21"/>
                 <w:szCs w:val="21"/>
               </w:rPr>
@@ -809,7 +809,7 @@
             <w:proofErr w:type="gramEnd"/>
             <w:r>
               <w:rPr>
-                <w:rFonts w:ascii="Arial" w:eastAsia="Arial" w:hAnsi="Arial" w:cs="Arial"/>
+                <w:rFonts w:ascii="Arial" w:hAnsi="Arial" w:cs="Arial" w:eastAsia="Arial"/>
                 <w:sz w:val="21"/>
                 <w:szCs w:val="21"/>
               </w:rPr>
@@ -818,7 +818,7 @@
             <w:proofErr w:type="spellStart"/>
             <w:r>
               <w:rPr>
-                <w:rFonts w:ascii="Arial" w:eastAsia="Arial" w:hAnsi="Arial" w:cs="Arial"/>
+                <w:rFonts w:ascii="Arial" w:hAnsi="Arial" w:cs="Arial" w:eastAsia="Arial"/>
                 <w:sz w:val="21"/>
                 <w:szCs w:val="21"/>
               </w:rPr>
@@ -827,7 +827,7 @@
             <w:proofErr w:type="spellEnd"/>
             <w:r>
               <w:rPr>
-                <w:rFonts w:ascii="Arial" w:eastAsia="Arial" w:hAnsi="Arial" w:cs="Arial"/>
+                <w:rFonts w:ascii="Arial" w:hAnsi="Arial" w:cs="Arial" w:eastAsia="Arial"/>
                 <w:sz w:val="21"/>
                 <w:szCs w:val="21"/>
               </w:rPr>
@@ -853,14 +853,14 @@
           <w:p>
             <w:pPr>
               <w:rPr>
-                <w:rFonts w:ascii="Arial" w:hAnsi="Arial" w:cs="Arial"/>
-                <w:sz w:val="21"/>
-                <w:szCs w:val="21"/>
-              </w:rPr>
-            </w:pPr>
-            <w:r>
-              <w:rPr>
-                <w:rFonts w:ascii="Arial" w:eastAsia="Arial" w:hAnsi="Arial" w:cs="Arial"/>
+                <w:rFonts w:ascii="Arial" w:hAnsi="Arial" w:cs="Arial" w:eastAsia="Arial"/>
+                <w:sz w:val="21"/>
+                <w:szCs w:val="21"/>
+              </w:rPr>
+            </w:pPr>
+            <w:r>
+              <w:rPr>
+                <w:rFonts w:ascii="Arial" w:hAnsi="Arial" w:cs="Arial" w:eastAsia="Arial"/>
                 <w:b/>
                 <w:sz w:val="21"/>
                 <w:szCs w:val="21"/>
@@ -884,14 +884,14 @@
             <w:pPr>
               <w:ind w:left="8"/>
               <w:rPr>
-                <w:rFonts w:ascii="Arial" w:hAnsi="Arial" w:cs="Arial"/>
-                <w:sz w:val="21"/>
-                <w:szCs w:val="21"/>
-              </w:rPr>
-            </w:pPr>
-            <w:r>
-              <w:rPr>
-                <w:rFonts w:ascii="Arial" w:eastAsia="Arial" w:hAnsi="Arial" w:cs="Arial"/>
+                <w:rFonts w:ascii="Arial" w:hAnsi="Arial" w:cs="Arial" w:eastAsia="Arial"/>
+                <w:sz w:val="21"/>
+                <w:szCs w:val="21"/>
+              </w:rPr>
+            </w:pPr>
+            <w:r>
+              <w:rPr>
+                <w:rFonts w:ascii="Arial" w:hAnsi="Arial" w:cs="Arial" w:eastAsia="Arial"/>
                 <w:sz w:val="21"/>
                 <w:szCs w:val="21"/>
               </w:rPr>
@@ -917,14 +917,14 @@
           <w:p>
             <w:pPr>
               <w:rPr>
-                <w:rFonts w:ascii="Arial" w:hAnsi="Arial" w:cs="Arial"/>
-                <w:sz w:val="21"/>
-                <w:szCs w:val="21"/>
-              </w:rPr>
-            </w:pPr>
-            <w:r>
-              <w:rPr>
-                <w:rFonts w:ascii="Arial" w:eastAsia="Arial" w:hAnsi="Arial" w:cs="Arial"/>
+                <w:rFonts w:ascii="Arial" w:hAnsi="Arial" w:cs="Arial" w:eastAsia="Arial"/>
+                <w:sz w:val="21"/>
+                <w:szCs w:val="21"/>
+              </w:rPr>
+            </w:pPr>
+            <w:r>
+              <w:rPr>
+                <w:rFonts w:ascii="Arial" w:hAnsi="Arial" w:cs="Arial" w:eastAsia="Arial"/>
                 <w:b/>
                 <w:sz w:val="21"/>
                 <w:szCs w:val="21"/>
@@ -935,14 +935,14 @@
           <w:p>
             <w:pPr>
               <w:rPr>
-                <w:rFonts w:ascii="Arial" w:hAnsi="Arial" w:cs="Arial"/>
-                <w:sz w:val="21"/>
-                <w:szCs w:val="21"/>
-              </w:rPr>
-            </w:pPr>
-            <w:r>
-              <w:rPr>
-                <w:rFonts w:ascii="Arial" w:eastAsia="Arial" w:hAnsi="Arial" w:cs="Arial"/>
+                <w:rFonts w:ascii="Arial" w:hAnsi="Arial" w:cs="Arial" w:eastAsia="Arial"/>
+                <w:sz w:val="21"/>
+                <w:szCs w:val="21"/>
+              </w:rPr>
+            </w:pPr>
+            <w:r>
+              <w:rPr>
+                <w:rFonts w:ascii="Arial" w:hAnsi="Arial" w:cs="Arial" w:eastAsia="Arial"/>
                 <w:b/>
                 <w:sz w:val="21"/>
                 <w:szCs w:val="21"/>
@@ -965,14 +965,14 @@
             <w:pPr>
               <w:ind w:left="8"/>
               <w:rPr>
-                <w:rFonts w:ascii="Arial" w:hAnsi="Arial" w:cs="Arial"/>
-                <w:sz w:val="21"/>
-                <w:szCs w:val="21"/>
-              </w:rPr>
-            </w:pPr>
-            <w:r>
-              <w:rPr>
-                <w:rFonts w:ascii="Arial" w:eastAsia="Arial" w:hAnsi="Arial" w:cs="Arial"/>
+                <w:rFonts w:ascii="Arial" w:hAnsi="Arial" w:cs="Arial" w:eastAsia="Arial"/>
+                <w:sz w:val="21"/>
+                <w:szCs w:val="21"/>
+              </w:rPr>
+            </w:pPr>
+            <w:r>
+              <w:rPr>
+                <w:rFonts w:ascii="Arial" w:hAnsi="Arial" w:cs="Arial" w:eastAsia="Arial"/>
                 <w:sz w:val="21"/>
                 <w:szCs w:val="21"/>
               </w:rPr>
@@ -998,14 +998,14 @@
           <w:p>
             <w:pPr>
               <w:rPr>
-                <w:rFonts w:ascii="Arial" w:hAnsi="Arial" w:cs="Arial"/>
-                <w:sz w:val="21"/>
-                <w:szCs w:val="21"/>
-              </w:rPr>
-            </w:pPr>
-            <w:r>
-              <w:rPr>
-                <w:rFonts w:ascii="Arial" w:eastAsia="Arial" w:hAnsi="Arial" w:cs="Arial"/>
+                <w:rFonts w:ascii="Arial" w:hAnsi="Arial" w:cs="Arial" w:eastAsia="Arial"/>
+                <w:sz w:val="21"/>
+                <w:szCs w:val="21"/>
+              </w:rPr>
+            </w:pPr>
+            <w:r>
+              <w:rPr>
+                <w:rFonts w:ascii="Arial" w:hAnsi="Arial" w:cs="Arial" w:eastAsia="Arial"/>
                 <w:b/>
                 <w:sz w:val="21"/>
                 <w:szCs w:val="21"/>
@@ -1029,14 +1029,14 @@
             <w:pPr>
               <w:ind w:left="8"/>
               <w:rPr>
-                <w:rFonts w:ascii="Arial" w:hAnsi="Arial" w:cs="Arial"/>
-                <w:sz w:val="21"/>
-                <w:szCs w:val="21"/>
-              </w:rPr>
-            </w:pPr>
-            <w:r>
-              <w:rPr>
-                <w:rFonts w:ascii="Arial" w:eastAsia="Arial" w:hAnsi="Arial" w:cs="Arial"/>
+                <w:rFonts w:ascii="Arial" w:hAnsi="Arial" w:cs="Arial" w:eastAsia="Arial"/>
+                <w:sz w:val="21"/>
+                <w:szCs w:val="21"/>
+              </w:rPr>
+            </w:pPr>
+            <w:r>
+              <w:rPr>
+                <w:rFonts w:ascii="Arial" w:hAnsi="Arial" w:cs="Arial" w:eastAsia="Arial"/>
                 <w:sz w:val="21"/>
                 <w:szCs w:val="21"/>
               </w:rPr>
@@ -1062,14 +1062,14 @@
           <w:p>
             <w:pPr>
               <w:rPr>
-                <w:rFonts w:ascii="Arial" w:hAnsi="Arial" w:cs="Arial"/>
-                <w:sz w:val="21"/>
-                <w:szCs w:val="21"/>
-              </w:rPr>
-            </w:pPr>
-            <w:r>
-              <w:rPr>
-                <w:rFonts w:ascii="Arial" w:eastAsia="Arial" w:hAnsi="Arial" w:cs="Arial"/>
+                <w:rFonts w:ascii="Arial" w:hAnsi="Arial" w:cs="Arial" w:eastAsia="Arial"/>
+                <w:sz w:val="21"/>
+                <w:szCs w:val="21"/>
+              </w:rPr>
+            </w:pPr>
+            <w:r>
+              <w:rPr>
+                <w:rFonts w:ascii="Arial" w:hAnsi="Arial" w:cs="Arial" w:eastAsia="Arial"/>
                 <w:b/>
                 <w:sz w:val="21"/>
                 <w:szCs w:val="21"/>
@@ -1093,14 +1093,14 @@
             <w:pPr>
               <w:ind w:left="8"/>
               <w:rPr>
-                <w:rFonts w:ascii="Arial" w:hAnsi="Arial" w:cs="Arial"/>
-                <w:sz w:val="21"/>
-                <w:szCs w:val="21"/>
-              </w:rPr>
-            </w:pPr>
-            <w:r>
-              <w:rPr>
-                <w:rFonts w:ascii="Arial" w:eastAsia="Arial" w:hAnsi="Arial" w:cs="Arial"/>
+                <w:rFonts w:ascii="Arial" w:hAnsi="Arial" w:cs="Arial" w:eastAsia="Arial"/>
+                <w:sz w:val="21"/>
+                <w:szCs w:val="21"/>
+              </w:rPr>
+            </w:pPr>
+            <w:r>
+              <w:rPr>
+                <w:rFonts w:ascii="Arial" w:hAnsi="Arial" w:cs="Arial" w:eastAsia="Arial"/>
                 <w:sz w:val="21"/>
                 <w:szCs w:val="21"/>
               </w:rPr>
@@ -1126,14 +1126,14 @@
           <w:p>
             <w:pPr>
               <w:rPr>
-                <w:rFonts w:ascii="Arial" w:hAnsi="Arial" w:cs="Arial"/>
-                <w:sz w:val="21"/>
-                <w:szCs w:val="21"/>
-              </w:rPr>
-            </w:pPr>
-            <w:r>
-              <w:rPr>
-                <w:rFonts w:ascii="Arial" w:eastAsia="Arial" w:hAnsi="Arial" w:cs="Arial"/>
+                <w:rFonts w:ascii="Arial" w:hAnsi="Arial" w:cs="Arial" w:eastAsia="Arial"/>
+                <w:sz w:val="21"/>
+                <w:szCs w:val="21"/>
+              </w:rPr>
+            </w:pPr>
+            <w:r>
+              <w:rPr>
+                <w:rFonts w:ascii="Arial" w:hAnsi="Arial" w:cs="Arial" w:eastAsia="Arial"/>
                 <w:b/>
                 <w:sz w:val="21"/>
                 <w:szCs w:val="21"/>
@@ -1157,14 +1157,14 @@
             <w:pPr>
               <w:ind w:left="8"/>
               <w:rPr>
-                <w:rFonts w:ascii="Arial" w:hAnsi="Arial" w:cs="Arial"/>
-                <w:sz w:val="21"/>
-                <w:szCs w:val="21"/>
-              </w:rPr>
-            </w:pPr>
-            <w:r>
-              <w:rPr>
-                <w:rFonts w:ascii="Arial" w:eastAsia="Arial" w:hAnsi="Arial" w:cs="Arial"/>
+                <w:rFonts w:ascii="Arial" w:hAnsi="Arial" w:cs="Arial" w:eastAsia="Arial"/>
+                <w:sz w:val="21"/>
+                <w:szCs w:val="21"/>
+              </w:rPr>
+            </w:pPr>
+            <w:r>
+              <w:rPr>
+                <w:rFonts w:ascii="Arial" w:hAnsi="Arial" w:cs="Arial" w:eastAsia="Arial"/>
                 <w:sz w:val="21"/>
                 <w:szCs w:val="21"/>
               </w:rPr>
@@ -1190,14 +1190,14 @@
           <w:p>
             <w:pPr>
               <w:rPr>
-                <w:rFonts w:ascii="Arial" w:hAnsi="Arial" w:cs="Arial"/>
-                <w:sz w:val="21"/>
-                <w:szCs w:val="21"/>
-              </w:rPr>
-            </w:pPr>
-            <w:r>
-              <w:rPr>
-                <w:rFonts w:ascii="Arial" w:eastAsia="Arial" w:hAnsi="Arial" w:cs="Arial"/>
+                <w:rFonts w:ascii="Arial" w:hAnsi="Arial" w:cs="Arial" w:eastAsia="Arial"/>
+                <w:sz w:val="21"/>
+                <w:szCs w:val="21"/>
+              </w:rPr>
+            </w:pPr>
+            <w:r>
+              <w:rPr>
+                <w:rFonts w:ascii="Arial" w:hAnsi="Arial" w:cs="Arial" w:eastAsia="Arial"/>
                 <w:b/>
                 <w:sz w:val="21"/>
                 <w:szCs w:val="21"/>
@@ -1221,14 +1221,14 @@
             <w:pPr>
               <w:ind w:left="8"/>
               <w:rPr>
-                <w:rFonts w:ascii="Arial" w:hAnsi="Arial" w:cs="Arial"/>
-                <w:sz w:val="21"/>
-                <w:szCs w:val="21"/>
-              </w:rPr>
-            </w:pPr>
-            <w:r>
-              <w:rPr>
-                <w:rFonts w:ascii="Arial" w:eastAsia="Arial" w:hAnsi="Arial" w:cs="Arial"/>
+                <w:rFonts w:ascii="Arial" w:hAnsi="Arial" w:cs="Arial" w:eastAsia="Arial"/>
+                <w:sz w:val="21"/>
+                <w:szCs w:val="21"/>
+              </w:rPr>
+            </w:pPr>
+            <w:r>
+              <w:rPr>
+                <w:rFonts w:ascii="Arial" w:hAnsi="Arial" w:cs="Arial" w:eastAsia="Arial"/>
                 <w:sz w:val="21"/>
                 <w:szCs w:val="21"/>
               </w:rPr>
@@ -1254,14 +1254,14 @@
           <w:p>
             <w:pPr>
               <w:rPr>
-                <w:rFonts w:ascii="Arial" w:hAnsi="Arial" w:cs="Arial"/>
-                <w:sz w:val="21"/>
-                <w:szCs w:val="21"/>
-              </w:rPr>
-            </w:pPr>
-            <w:r>
-              <w:rPr>
-                <w:rFonts w:ascii="Arial" w:eastAsia="Arial" w:hAnsi="Arial" w:cs="Arial"/>
+                <w:rFonts w:ascii="Arial" w:hAnsi="Arial" w:cs="Arial" w:eastAsia="Arial"/>
+                <w:sz w:val="21"/>
+                <w:szCs w:val="21"/>
+              </w:rPr>
+            </w:pPr>
+            <w:r>
+              <w:rPr>
+                <w:rFonts w:ascii="Arial" w:hAnsi="Arial" w:cs="Arial" w:eastAsia="Arial"/>
                 <w:b/>
                 <w:sz w:val="21"/>
                 <w:szCs w:val="21"/>
@@ -1285,14 +1285,14 @@
             <w:pPr>
               <w:ind w:left="8"/>
               <w:rPr>
-                <w:rFonts w:ascii="Arial" w:hAnsi="Arial" w:cs="Arial"/>
-                <w:sz w:val="21"/>
-                <w:szCs w:val="21"/>
-              </w:rPr>
-            </w:pPr>
-            <w:r>
-              <w:rPr>
-                <w:rFonts w:ascii="Arial" w:eastAsia="Arial" w:hAnsi="Arial" w:cs="Arial"/>
+                <w:rFonts w:ascii="Arial" w:hAnsi="Arial" w:cs="Arial" w:eastAsia="Arial"/>
+                <w:sz w:val="21"/>
+                <w:szCs w:val="21"/>
+              </w:rPr>
+            </w:pPr>
+            <w:r>
+              <w:rPr>
+                <w:rFonts w:ascii="Arial" w:hAnsi="Arial" w:cs="Arial" w:eastAsia="Arial"/>
                 <w:sz w:val="21"/>
                 <w:szCs w:val="21"/>
               </w:rPr>
@@ -1317,10 +1317,10 @@
   <w:docDefaults>
     <w:rPrDefault>
       <w:rPr>
-        <w:rFonts w:asciiTheme="minorHAnsi" w:eastAsiaTheme="minorEastAsia" w:hAnsiTheme="minorHAnsi" w:cstheme="minorBidi"/>
+        <w:rFonts w:ascii="Arial" w:hAnsi="Arial" w:cs="Arial" w:eastAsia="Arial"/>
         <w:kern w:val="2"/>
-        <w:sz w:val="24"/>
-        <w:szCs w:val="24"/>
+        <w:sz w:val="21"/>
+        <w:szCs w:val="21"/>
         <w:lang w:val="en-IN" w:eastAsia="en-IN" w:bidi="ar-SA"/>
         <w14:ligatures w14:val="standardContextual"/>
       </w:rPr>
@@ -1716,9 +1716,9 @@
       <w:spacing w:line="259" w:lineRule="auto"/>
     </w:pPr>
     <w:rPr>
-      <w:rFonts w:ascii="Calibri" w:eastAsia="Calibri" w:hAnsi="Calibri" w:cs="Calibri"/>
+      <w:rFonts w:ascii="Arial" w:hAnsi="Arial" w:cs="Arial" w:eastAsia="Arial"/>
       <w:color w:val="000000"/>
-      <w:sz w:val="22"/>
+      <w:sz w:val="21"/>
     </w:rPr>
   </w:style>
   <w:style w:type="character" w:default="1" w:styleId="DefaultParagraphFont">

--- a/backend-exhibits/google-chat-to-teams-advanced-plan-included.docx
+++ b/backend-exhibits/google-chat-to-teams-advanced-plan-included.docx
@@ -763,7 +763,7 @@
                 <w:sz w:val="21"/>
                 <w:szCs w:val="21"/>
               </w:rPr>
-              <w:t>Formates</w:t>
+              <w:t>Formats</w:t>
             </w:r>
             <w:proofErr w:type="spellEnd"/>
             <w:r>
@@ -822,7 +822,7 @@
                 <w:sz w:val="21"/>
                 <w:szCs w:val="21"/>
               </w:rPr>
-              <w:t>Colured</w:t>
+              <w:t>Coloured</w:t>
             </w:r>
             <w:proofErr w:type="spellEnd"/>
             <w:r>
